--- a/pdf/TheocraticNotes.docx
+++ b/pdf/TheocraticNotes.docx
@@ -67,8 +67,39 @@
           <w:sz w:val="28"/>
           <w:szCs w:val="28"/>
         </w:rPr>
-        <w:t xml:space="preserve"> </w:t>
+        <w:t xml:space="preserve"> quote: </w:t>
       </w:r>
+      <w:r>
+        <w:rPr>
+          <w:sz w:val="28"/>
+          <w:szCs w:val="28"/>
+        </w:rPr>
+        <w:t xml:space="preserve">"There is nothing noble in being superior to your fellow man; true nobility is being superior to your former self". </w:t>
+      </w:r>
+    </w:p>
+    <w:p>
+      <w:pPr>
+        <w:rPr>
+          <w:sz w:val="28"/>
+          <w:szCs w:val="28"/>
+        </w:rPr>
+      </w:pPr>
+    </w:p>
+    <w:p>
+      <w:pPr>
+        <w:rPr>
+          <w:sz w:val="28"/>
+          <w:szCs w:val="28"/>
+        </w:rPr>
+      </w:pPr>
+    </w:p>
+    <w:p>
+      <w:pPr>
+        <w:rPr>
+          <w:sz w:val="28"/>
+          <w:szCs w:val="28"/>
+        </w:rPr>
+      </w:pPr>
       <w:r>
         <w:rPr>
           <w:b/>
@@ -76,32 +107,31 @@
           <w:sz w:val="28"/>
           <w:szCs w:val="28"/>
         </w:rPr>
-        <w:t>quote</w:t>
-      </w:r>
-      <w:r>
-        <w:rPr>
-          <w:b/>
-          <w:bCs/>
-          <w:sz w:val="28"/>
-          <w:szCs w:val="28"/>
-        </w:rPr>
-        <w:t>:</w:t>
-      </w:r>
-      <w:r>
-        <w:rPr>
-          <w:b/>
-          <w:bCs/>
-          <w:sz w:val="28"/>
-          <w:szCs w:val="28"/>
-        </w:rPr>
-        <w:t xml:space="preserve"> </w:t>
+        <w:t>Jehovah Cares For His Sheep ( Elders ):</w:t>
       </w:r>
       <w:r>
         <w:rPr>
           <w:sz w:val="28"/>
           <w:szCs w:val="28"/>
         </w:rPr>
-        <w:t xml:space="preserve">"There is nothing noble in being superior to your fellow man; true nobility is being superior to your former self". </w:t>
+        <w:t xml:space="preserve"> </w:t>
+      </w:r>
+      <w:hyperlink r:id="rId5" w:history="1">
+        <w:r>
+          <w:rPr>
+            <w:rStyle w:val="Hyperlink"/>
+            <w:sz w:val="28"/>
+            <w:szCs w:val="28"/>
+          </w:rPr>
+          <w:t>https://www.jw.org/finder?srcid=jwlshare&amp;wtlocale=E&amp;lank=pub-jwbvod26_28_VIDEO</w:t>
+        </w:r>
+      </w:hyperlink>
+      <w:r>
+        <w:rPr>
+          <w:sz w:val="28"/>
+          <w:szCs w:val="28"/>
+        </w:rPr>
+        <w:t xml:space="preserve">                                                                                                                                                                                           </w:t>
       </w:r>
     </w:p>
     <w:sectPr>
@@ -717,6 +747,7 @@
   <w:style w:type="character" w:default="1" w:styleId="DefaultParagraphFont">
     <w:name w:val="Default Paragraph Font"/>
     <w:uiPriority w:val="1"/>
+    <w:semiHidden/>
     <w:unhideWhenUsed/>
   </w:style>
   <w:style w:type="table" w:default="1" w:styleId="TableNormal">

--- a/pdf/TheocraticNotes.docx
+++ b/pdf/TheocraticNotes.docx
@@ -1,6 +1,6 @@
 
 <file path=word/document.xml><?xml version="1.0" encoding="utf-8"?>
-<w:document xmlns:wpc="http://schemas.microsoft.com/office/word/2010/wordprocessingCanvas" xmlns:cx="http://schemas.microsoft.com/office/drawing/2014/chartex" xmlns:cx1="http://schemas.microsoft.com/office/drawing/2015/9/8/chartex" xmlns:cx2="http://schemas.microsoft.com/office/drawing/2015/10/21/chartex" xmlns:cx3="http://schemas.microsoft.com/office/drawing/2016/5/9/chartex" xmlns:cx4="http://schemas.microsoft.com/office/drawing/2016/5/10/chartex" xmlns:cx5="http://schemas.microsoft.com/office/drawing/2016/5/11/chartex" xmlns:cx6="http://schemas.microsoft.com/office/drawing/2016/5/12/chartex" xmlns:cx7="http://schemas.microsoft.com/office/drawing/2016/5/13/chartex" xmlns:cx8="http://schemas.microsoft.com/office/drawing/2016/5/14/chartex" xmlns:mc="http://schemas.openxmlformats.org/markup-compatibility/2006" xmlns:aink="http://schemas.microsoft.com/office/drawing/2016/ink" xmlns:am3d="http://schemas.microsoft.com/office/drawing/2017/model3d" xmlns:o="urn:schemas-microsoft-com:office:office" xmlns:oel="http://schemas.microsoft.com/office/2019/extlst" xmlns:r="http://schemas.openxmlformats.org/officeDocument/2006/relationships" xmlns:m="http://schemas.openxmlformats.org/officeDocument/2006/math" xmlns:v="urn:schemas-microsoft-com:vml" xmlns:wp14="http://schemas.microsoft.com/office/word/2010/wordprocessingDrawing" xmlns:wp="http://schemas.openxmlformats.org/drawingml/2006/wordprocessingDrawing" xmlns:w10="urn:schemas-microsoft-com:office:word" xmlns:w="http://schemas.openxmlformats.org/wordprocessingml/2006/main" xmlns:w14="http://schemas.microsoft.com/office/word/2010/wordml" xmlns:w15="http://schemas.microsoft.com/office/word/2012/wordml" xmlns:w16cex="http://schemas.microsoft.com/office/word/2018/wordml/cex" xmlns:w16cid="http://schemas.microsoft.com/office/word/2016/wordml/cid" xmlns:w16="http://schemas.microsoft.com/office/word/2018/wordml" xmlns:w16du="http://schemas.microsoft.com/office/word/2023/wordml/word16du" xmlns:w16sdtdh="http://schemas.microsoft.com/office/word/2020/wordml/sdtdatahash" xmlns:w16sdtfl="http://schemas.microsoft.com/office/word/2024/wordml/sdtformatlock" xmlns:w16se="http://schemas.microsoft.com/office/word/2015/wordml/symex" xmlns:wpg="http://schemas.microsoft.com/office/word/2010/wordprocessingGroup" xmlns:wpi="http://schemas.microsoft.com/office/word/2010/wordprocessingInk" xmlns:wne="http://schemas.microsoft.com/office/word/2006/wordml" xmlns:wps="http://schemas.microsoft.com/office/word/2010/wordprocessingShape" mc:Ignorable="w14 w15 w16se w16cid w16 w16cex w16sdtdh w16sdtfl w16du wp14">
+<w:document xmlns:wpc="http://schemas.microsoft.com/office/word/2010/wordprocessingCanvas" xmlns:cx="http://schemas.microsoft.com/office/drawing/2014/chartex" xmlns:cx1="http://schemas.microsoft.com/office/drawing/2015/9/8/chartex" xmlns:cx2="http://schemas.microsoft.com/office/drawing/2015/10/21/chartex" xmlns:cx3="http://schemas.microsoft.com/office/drawing/2016/5/9/chartex" xmlns:cx4="http://schemas.microsoft.com/office/drawing/2016/5/10/chartex" xmlns:cx5="http://schemas.microsoft.com/office/drawing/2016/5/11/chartex" xmlns:cx6="http://schemas.microsoft.com/office/drawing/2016/5/12/chartex" xmlns:cx7="http://schemas.microsoft.com/office/drawing/2016/5/13/chartex" xmlns:cx8="http://schemas.microsoft.com/office/drawing/2016/5/14/chartex" xmlns:mc="http://schemas.openxmlformats.org/markup-compatibility/2006" xmlns:aink="http://schemas.microsoft.com/office/drawing/2016/ink" xmlns:am3d="http://schemas.microsoft.com/office/drawing/2017/model3d" xmlns:o="urn:schemas-microsoft-com:office:office" xmlns:oel="http://schemas.microsoft.com/office/2019/extlst" xmlns:r="http://schemas.openxmlformats.org/officeDocument/2006/relationships" xmlns:m="http://schemas.openxmlformats.org/officeDocument/2006/math" xmlns:v="urn:schemas-microsoft-com:vml" xmlns:wp14="http://schemas.microsoft.com/office/word/2010/wordprocessingDrawing" xmlns:wp="http://schemas.openxmlformats.org/drawingml/2006/wordprocessingDrawing" xmlns:w10="urn:schemas-microsoft-com:office:word" xmlns:w="http://schemas.openxmlformats.org/wordprocessingml/2006/main" xmlns:w14="http://schemas.microsoft.com/office/word/2010/wordml" xmlns:w15="http://schemas.microsoft.com/office/word/2012/wordml" xmlns:w16cei="http://schemas.microsoft.com/office/word/2026/wordml/cei" xmlns:w16cex="http://schemas.microsoft.com/office/word/2018/wordml/cex" xmlns:w16cid="http://schemas.microsoft.com/office/word/2016/wordml/cid" xmlns:w16="http://schemas.microsoft.com/office/word/2018/wordml" xmlns:w16du="http://schemas.microsoft.com/office/word/2023/wordml/word16du" xmlns:w16sdtdh="http://schemas.microsoft.com/office/word/2020/wordml/sdtdatahash" xmlns:w16sdtfl="http://schemas.microsoft.com/office/word/2024/wordml/sdtformatlock" xmlns:w16se="http://schemas.microsoft.com/office/word/2015/wordml/symex" xmlns:wpg="http://schemas.microsoft.com/office/word/2010/wordprocessingGroup" xmlns:wpi="http://schemas.microsoft.com/office/word/2010/wordprocessingInk" xmlns:wne="http://schemas.microsoft.com/office/word/2006/wordml" xmlns:wps="http://schemas.microsoft.com/office/word/2010/wordprocessingShape" mc:Ignorable="w14 w15 w16se w16cid w16 w16cex w16sdtdh w16sdtfl w16du wp14">
   <w:body>
     <w:p>
       <w:pPr>
@@ -84,6 +84,82 @@
           <w:szCs w:val="28"/>
         </w:rPr>
       </w:pPr>
+    </w:p>
+    <w:p>
+      <w:pPr>
+        <w:rPr>
+          <w:sz w:val="28"/>
+          <w:szCs w:val="28"/>
+        </w:rPr>
+      </w:pPr>
+    </w:p>
+    <w:p>
+      <w:pPr>
+        <w:rPr>
+          <w:sz w:val="28"/>
+          <w:szCs w:val="28"/>
+        </w:rPr>
+      </w:pPr>
+      <w:r>
+        <w:rPr>
+          <w:b/>
+          <w:bCs/>
+          <w:sz w:val="28"/>
+          <w:szCs w:val="28"/>
+        </w:rPr>
+        <w:t>English writer and poet Walter Savage Landor</w:t>
+      </w:r>
+      <w:r>
+        <w:rPr>
+          <w:b/>
+          <w:bCs/>
+          <w:sz w:val="28"/>
+          <w:szCs w:val="28"/>
+        </w:rPr>
+        <w:t>:</w:t>
+      </w:r>
+      <w:r>
+        <w:rPr>
+          <w:sz w:val="28"/>
+          <w:szCs w:val="28"/>
+        </w:rPr>
+        <w:t xml:space="preserve"> </w:t>
+      </w:r>
+      <w:r>
+        <w:rPr>
+          <w:sz w:val="28"/>
+          <w:szCs w:val="28"/>
+        </w:rPr>
+        <w:br/>
+      </w:r>
+      <w:r>
+        <w:rPr>
+          <w:sz w:val="28"/>
+          <w:szCs w:val="28"/>
+        </w:rPr>
+        <w:t>"</w:t>
+      </w:r>
+      <w:r>
+        <w:rPr>
+          <w:sz w:val="28"/>
+          <w:szCs w:val="28"/>
+        </w:rPr>
+        <w:t xml:space="preserve">A </w:t>
+      </w:r>
+      <w:r>
+        <w:rPr>
+          <w:sz w:val="28"/>
+          <w:szCs w:val="28"/>
+        </w:rPr>
+        <w:t>Solitude is the audience-chamber of God"</w:t>
+      </w:r>
+      <w:r>
+        <w:rPr>
+          <w:sz w:val="28"/>
+          <w:szCs w:val="28"/>
+        </w:rPr>
+        <w:br/>
+      </w:r>
     </w:p>
     <w:p>
       <w:pPr>
@@ -747,7 +823,6 @@
   <w:style w:type="character" w:default="1" w:styleId="DefaultParagraphFont">
     <w:name w:val="Default Paragraph Font"/>
     <w:uiPriority w:val="1"/>
-    <w:semiHidden/>
     <w:unhideWhenUsed/>
   </w:style>
   <w:style w:type="table" w:default="1" w:styleId="TableNormal">

--- a/pdf/TheocraticNotes.docx
+++ b/pdf/TheocraticNotes.docx
@@ -107,16 +107,7 @@
           <w:sz w:val="28"/>
           <w:szCs w:val="28"/>
         </w:rPr>
-        <w:t>English writer and poet Walter Savage Landor</w:t>
-      </w:r>
-      <w:r>
-        <w:rPr>
-          <w:b/>
-          <w:bCs/>
-          <w:sz w:val="28"/>
-          <w:szCs w:val="28"/>
-        </w:rPr>
-        <w:t>:</w:t>
+        <w:t>English writer and poet Walter Savage Landor:</w:t>
       </w:r>
       <w:r>
         <w:rPr>
@@ -207,7 +198,353 @@
           <w:sz w:val="28"/>
           <w:szCs w:val="28"/>
         </w:rPr>
-        <w:t xml:space="preserve">                                                                                                                                                                                           </w:t>
+        <w:t xml:space="preserve">                                  </w:t>
+      </w:r>
+    </w:p>
+    <w:p>
+      <w:pPr>
+        <w:rPr>
+          <w:sz w:val="28"/>
+          <w:szCs w:val="28"/>
+        </w:rPr>
+      </w:pPr>
+    </w:p>
+    <w:p>
+      <w:pPr>
+        <w:rPr>
+          <w:sz w:val="28"/>
+          <w:szCs w:val="28"/>
+        </w:rPr>
+      </w:pPr>
+    </w:p>
+    <w:p>
+      <w:pPr>
+        <w:rPr>
+          <w:sz w:val="28"/>
+          <w:szCs w:val="28"/>
+        </w:rPr>
+      </w:pPr>
+    </w:p>
+    <w:p>
+      <w:pPr>
+        <w:rPr>
+          <w:sz w:val="28"/>
+          <w:szCs w:val="28"/>
+        </w:rPr>
+      </w:pPr>
+    </w:p>
+    <w:p>
+      <w:pPr>
+        <w:rPr>
+          <w:sz w:val="28"/>
+          <w:szCs w:val="28"/>
+        </w:rPr>
+      </w:pPr>
+      <w:r>
+        <w:rPr>
+          <w:b/>
+          <w:bCs/>
+          <w:sz w:val="28"/>
+          <w:szCs w:val="28"/>
+        </w:rPr>
+        <w:lastRenderedPageBreak/>
+        <w:t>Illustration:</w:t>
+      </w:r>
+      <w:r>
+        <w:rPr>
+          <w:b/>
+          <w:bCs/>
+          <w:sz w:val="28"/>
+          <w:szCs w:val="28"/>
+        </w:rPr>
+        <w:br/>
+      </w:r>
+      <w:r>
+        <w:rPr>
+          <w:sz w:val="28"/>
+          <w:szCs w:val="28"/>
+        </w:rPr>
+        <w:t>Truck approaching tunnel where his vehicle won’t fit. Must turn around. The same is true for us if we are trying to serve BOTH God and Riches.</w:t>
+      </w:r>
+      <w:r>
+        <w:rPr>
+          <w:sz w:val="28"/>
+          <w:szCs w:val="28"/>
+        </w:rPr>
+        <w:br/>
+      </w:r>
+      <w:r>
+        <w:rPr>
+          <w:sz w:val="28"/>
+          <w:szCs w:val="28"/>
+        </w:rPr>
+        <w:br/>
+      </w:r>
+      <w:r>
+        <w:rPr>
+          <w:sz w:val="28"/>
+          <w:szCs w:val="28"/>
+        </w:rPr>
+        <w:br/>
+      </w:r>
+      <w:r>
+        <w:rPr>
+          <w:b/>
+          <w:bCs/>
+          <w:sz w:val="28"/>
+          <w:szCs w:val="28"/>
+        </w:rPr>
+        <w:t>Illustration:</w:t>
+      </w:r>
+      <w:r>
+        <w:rPr>
+          <w:b/>
+          <w:bCs/>
+          <w:sz w:val="28"/>
+          <w:szCs w:val="28"/>
+        </w:rPr>
+        <w:br/>
+      </w:r>
+      <w:r>
+        <w:rPr>
+          <w:sz w:val="28"/>
+          <w:szCs w:val="28"/>
+        </w:rPr>
+        <w:t>Toddler eats gum stuck to the bottom of  swing at a playground. This can be likened to the happiness of one on the broad road leading to destruction.</w:t>
+      </w:r>
+      <w:r>
+        <w:rPr>
+          <w:sz w:val="28"/>
+          <w:szCs w:val="28"/>
+        </w:rPr>
+        <w:br/>
+      </w:r>
+      <w:r>
+        <w:rPr>
+          <w:sz w:val="28"/>
+          <w:szCs w:val="28"/>
+        </w:rPr>
+        <w:br/>
+      </w:r>
+      <w:r>
+        <w:rPr>
+          <w:sz w:val="28"/>
+          <w:szCs w:val="28"/>
+        </w:rPr>
+        <w:br/>
+      </w:r>
+      <w:r>
+        <w:rPr>
+          <w:b/>
+          <w:bCs/>
+          <w:sz w:val="28"/>
+          <w:szCs w:val="28"/>
+        </w:rPr>
+        <w:t>Illustration:</w:t>
+      </w:r>
+      <w:r>
+        <w:rPr>
+          <w:b/>
+          <w:bCs/>
+          <w:sz w:val="28"/>
+          <w:szCs w:val="28"/>
+        </w:rPr>
+        <w:br/>
+      </w:r>
+      <w:r>
+        <w:rPr>
+          <w:sz w:val="28"/>
+          <w:szCs w:val="28"/>
+        </w:rPr>
+        <w:t>T</w:t>
+      </w:r>
+      <w:r>
+        <w:rPr>
+          <w:sz w:val="28"/>
+          <w:szCs w:val="28"/>
+        </w:rPr>
+        <w:t>he Golden Rule can’t just be applied to those who we think have ‘merit’.</w:t>
+      </w:r>
+      <w:r>
+        <w:rPr>
+          <w:sz w:val="28"/>
+          <w:szCs w:val="28"/>
+        </w:rPr>
+        <w:br/>
+      </w:r>
+      <w:r>
+        <w:rPr>
+          <w:sz w:val="28"/>
+          <w:szCs w:val="28"/>
+        </w:rPr>
+        <w:br/>
+      </w:r>
+      <w:r>
+        <w:rPr>
+          <w:sz w:val="28"/>
+          <w:szCs w:val="28"/>
+        </w:rPr>
+        <w:br/>
+      </w:r>
+      <w:r>
+        <w:rPr>
+          <w:b/>
+          <w:bCs/>
+          <w:sz w:val="28"/>
+          <w:szCs w:val="28"/>
+        </w:rPr>
+        <w:t>Illustration:</w:t>
+      </w:r>
+      <w:r>
+        <w:rPr>
+          <w:b/>
+          <w:bCs/>
+          <w:sz w:val="28"/>
+          <w:szCs w:val="28"/>
+        </w:rPr>
+        <w:br/>
+      </w:r>
+      <w:r>
+        <w:rPr>
+          <w:sz w:val="28"/>
+          <w:szCs w:val="28"/>
+        </w:rPr>
+        <w:t>Stop Judging! The ‘rafter’ in our eye can be likened to our own imperfections.</w:t>
+      </w:r>
+      <w:r>
+        <w:rPr>
+          <w:sz w:val="28"/>
+          <w:szCs w:val="28"/>
+        </w:rPr>
+        <w:t xml:space="preserve"> This highlights the need to be more merciful than critical.</w:t>
+      </w:r>
+      <w:r>
+        <w:rPr>
+          <w:sz w:val="28"/>
+          <w:szCs w:val="28"/>
+        </w:rPr>
+        <w:br/>
+      </w:r>
+      <w:r>
+        <w:rPr>
+          <w:sz w:val="28"/>
+          <w:szCs w:val="28"/>
+        </w:rPr>
+        <w:br/>
+      </w:r>
+    </w:p>
+    <w:p>
+      <w:pPr>
+        <w:rPr>
+          <w:sz w:val="28"/>
+          <w:szCs w:val="28"/>
+        </w:rPr>
+      </w:pPr>
+      <w:r>
+        <w:rPr>
+          <w:b/>
+          <w:bCs/>
+          <w:sz w:val="28"/>
+          <w:szCs w:val="28"/>
+        </w:rPr>
+        <w:t>Illustration:</w:t>
+      </w:r>
+      <w:r>
+        <w:rPr>
+          <w:b/>
+          <w:bCs/>
+          <w:sz w:val="28"/>
+          <w:szCs w:val="28"/>
+        </w:rPr>
+        <w:br/>
+      </w:r>
+      <w:r>
+        <w:rPr>
+          <w:sz w:val="28"/>
+          <w:szCs w:val="28"/>
+        </w:rPr>
+        <w:t xml:space="preserve">The ‘bag’ containing carrots </w:t>
+      </w:r>
+      <w:r>
+        <w:rPr>
+          <w:sz w:val="28"/>
+          <w:szCs w:val="28"/>
+        </w:rPr>
+        <w:t>may be</w:t>
+      </w:r>
+      <w:r>
+        <w:rPr>
+          <w:sz w:val="28"/>
+          <w:szCs w:val="28"/>
+        </w:rPr>
+        <w:t xml:space="preserve"> bright orange, though the carrots inside, not so much. This speaks to how external appearances can be deceptive. </w:t>
+      </w:r>
+    </w:p>
+    <w:p>
+      <w:pPr>
+        <w:rPr>
+          <w:sz w:val="28"/>
+          <w:szCs w:val="28"/>
+        </w:rPr>
+      </w:pPr>
+    </w:p>
+    <w:p>
+      <w:pPr>
+        <w:rPr>
+          <w:sz w:val="28"/>
+          <w:szCs w:val="28"/>
+        </w:rPr>
+      </w:pPr>
+      <w:r>
+        <w:rPr>
+          <w:sz w:val="28"/>
+          <w:szCs w:val="28"/>
+        </w:rPr>
+        <w:t xml:space="preserve">                                                                                                                                                         </w:t>
+      </w:r>
+    </w:p>
+    <w:p>
+      <w:pPr>
+        <w:rPr>
+          <w:sz w:val="28"/>
+          <w:szCs w:val="28"/>
+        </w:rPr>
+      </w:pPr>
+      <w:r>
+        <w:rPr>
+          <w:sz w:val="28"/>
+          <w:szCs w:val="28"/>
+        </w:rPr>
+        <w:br/>
+      </w:r>
+      <w:r>
+        <w:rPr>
+          <w:sz w:val="28"/>
+          <w:szCs w:val="28"/>
+        </w:rPr>
+        <w:br/>
+      </w:r>
+      <w:r>
+        <w:rPr>
+          <w:sz w:val="28"/>
+          <w:szCs w:val="28"/>
+        </w:rPr>
+        <w:br/>
+      </w:r>
+    </w:p>
+    <w:p>
+      <w:pPr>
+        <w:rPr>
+          <w:sz w:val="28"/>
+          <w:szCs w:val="28"/>
+        </w:rPr>
+      </w:pPr>
+      <w:r>
+        <w:rPr>
+          <w:sz w:val="28"/>
+          <w:szCs w:val="28"/>
+        </w:rPr>
+        <w:t xml:space="preserve">                                                                                                                                                         </w:t>
       </w:r>
     </w:p>
     <w:sectPr>
@@ -823,6 +1160,7 @@
   <w:style w:type="character" w:default="1" w:styleId="DefaultParagraphFont">
     <w:name w:val="Default Paragraph Font"/>
     <w:uiPriority w:val="1"/>
+    <w:semiHidden/>
     <w:unhideWhenUsed/>
   </w:style>
   <w:style w:type="table" w:default="1" w:styleId="TableNormal">

--- a/pdf/TheocraticNotes.docx
+++ b/pdf/TheocraticNotes.docx
@@ -198,7 +198,28 @@
           <w:sz w:val="28"/>
           <w:szCs w:val="28"/>
         </w:rPr>
-        <w:t xml:space="preserve">                                  </w:t>
+        <w:t xml:space="preserve">            </w:t>
+      </w:r>
+      <w:r>
+        <w:rPr>
+          <w:sz w:val="28"/>
+          <w:szCs w:val="28"/>
+        </w:rPr>
+        <w:br/>
+      </w:r>
+      <w:r>
+        <w:rPr>
+          <w:sz w:val="28"/>
+          <w:szCs w:val="28"/>
+        </w:rPr>
+        <w:br/>
+      </w:r>
+      <w:r>
+        <w:rPr>
+          <w:sz w:val="28"/>
+          <w:szCs w:val="28"/>
+        </w:rPr>
+        <w:br/>
       </w:r>
     </w:p>
     <w:p>
@@ -216,6 +237,30 @@
           <w:szCs w:val="28"/>
         </w:rPr>
       </w:pPr>
+      <w:r>
+        <w:rPr>
+          <w:b/>
+          <w:bCs/>
+          <w:sz w:val="28"/>
+          <w:szCs w:val="28"/>
+        </w:rPr>
+        <w:lastRenderedPageBreak/>
+        <w:t>Discontinued Public Talk Outlines</w:t>
+      </w:r>
+      <w:r>
+        <w:rPr>
+          <w:sz w:val="28"/>
+          <w:szCs w:val="28"/>
+        </w:rPr>
+        <w:t xml:space="preserve">: The following 45-minute public talk outlines have been discontinued and should not be used after September 1, 2026: 84, 85, 87, 92, 94, 97, 105 ,106, 109, 117, 119, 120, 124, 126, 139, 141, 144, 145, 148, 149, 151, 154, 155, 157, 158, 163, 164, 165, 167, and 168. </w:t>
+      </w:r>
+      <w:r>
+        <w:rPr>
+          <w:sz w:val="28"/>
+          <w:szCs w:val="28"/>
+        </w:rPr>
+        <w:t xml:space="preserve">  </w:t>
+      </w:r>
     </w:p>
     <w:p>
       <w:pPr>
@@ -232,6 +277,190 @@
           <w:szCs w:val="28"/>
         </w:rPr>
       </w:pPr>
+      <w:r>
+        <w:rPr>
+          <w:b/>
+          <w:bCs/>
+          <w:sz w:val="28"/>
+          <w:szCs w:val="28"/>
+        </w:rPr>
+        <w:t>Illustration:</w:t>
+      </w:r>
+      <w:r>
+        <w:rPr>
+          <w:b/>
+          <w:bCs/>
+          <w:sz w:val="28"/>
+          <w:szCs w:val="28"/>
+        </w:rPr>
+        <w:br/>
+      </w:r>
+      <w:r>
+        <w:rPr>
+          <w:sz w:val="28"/>
+          <w:szCs w:val="28"/>
+        </w:rPr>
+        <w:t>Truck approaching tunnel where his vehicle won’t fit. Must turn around. The same is true for us if we are trying to serve BOTH God and Riches.</w:t>
+      </w:r>
+      <w:r>
+        <w:rPr>
+          <w:sz w:val="28"/>
+          <w:szCs w:val="28"/>
+        </w:rPr>
+        <w:br/>
+      </w:r>
+      <w:r>
+        <w:rPr>
+          <w:sz w:val="28"/>
+          <w:szCs w:val="28"/>
+        </w:rPr>
+        <w:br/>
+      </w:r>
+      <w:r>
+        <w:rPr>
+          <w:sz w:val="28"/>
+          <w:szCs w:val="28"/>
+        </w:rPr>
+        <w:br/>
+      </w:r>
+      <w:r>
+        <w:rPr>
+          <w:b/>
+          <w:bCs/>
+          <w:sz w:val="28"/>
+          <w:szCs w:val="28"/>
+        </w:rPr>
+        <w:t>Illustration:</w:t>
+      </w:r>
+      <w:r>
+        <w:rPr>
+          <w:b/>
+          <w:bCs/>
+          <w:sz w:val="28"/>
+          <w:szCs w:val="28"/>
+        </w:rPr>
+        <w:br/>
+      </w:r>
+      <w:r>
+        <w:rPr>
+          <w:sz w:val="28"/>
+          <w:szCs w:val="28"/>
+        </w:rPr>
+        <w:t>Toddler eats gum stuck to the bottom of  swing at a playground. This can be likened to the happiness of one on the broad road leading to destruction.</w:t>
+      </w:r>
+      <w:r>
+        <w:rPr>
+          <w:sz w:val="28"/>
+          <w:szCs w:val="28"/>
+        </w:rPr>
+        <w:br/>
+      </w:r>
+      <w:r>
+        <w:rPr>
+          <w:sz w:val="28"/>
+          <w:szCs w:val="28"/>
+        </w:rPr>
+        <w:br/>
+      </w:r>
+      <w:r>
+        <w:rPr>
+          <w:sz w:val="28"/>
+          <w:szCs w:val="28"/>
+        </w:rPr>
+        <w:br/>
+      </w:r>
+      <w:r>
+        <w:rPr>
+          <w:b/>
+          <w:bCs/>
+          <w:sz w:val="28"/>
+          <w:szCs w:val="28"/>
+        </w:rPr>
+        <w:t>Illustration:</w:t>
+      </w:r>
+      <w:r>
+        <w:rPr>
+          <w:b/>
+          <w:bCs/>
+          <w:sz w:val="28"/>
+          <w:szCs w:val="28"/>
+        </w:rPr>
+        <w:br/>
+      </w:r>
+      <w:r>
+        <w:rPr>
+          <w:sz w:val="28"/>
+          <w:szCs w:val="28"/>
+        </w:rPr>
+        <w:t>The Golden Rule can’t just be applied to those who we think have ‘merit’.</w:t>
+      </w:r>
+      <w:r>
+        <w:rPr>
+          <w:sz w:val="28"/>
+          <w:szCs w:val="28"/>
+        </w:rPr>
+        <w:br/>
+      </w:r>
+      <w:r>
+        <w:rPr>
+          <w:sz w:val="28"/>
+          <w:szCs w:val="28"/>
+        </w:rPr>
+        <w:br/>
+      </w:r>
+      <w:r>
+        <w:rPr>
+          <w:sz w:val="28"/>
+          <w:szCs w:val="28"/>
+        </w:rPr>
+        <w:br/>
+      </w:r>
+      <w:r>
+        <w:rPr>
+          <w:b/>
+          <w:bCs/>
+          <w:sz w:val="28"/>
+          <w:szCs w:val="28"/>
+        </w:rPr>
+        <w:t>Illustration:</w:t>
+      </w:r>
+      <w:r>
+        <w:rPr>
+          <w:b/>
+          <w:bCs/>
+          <w:sz w:val="28"/>
+          <w:szCs w:val="28"/>
+        </w:rPr>
+        <w:br/>
+      </w:r>
+      <w:r>
+        <w:rPr>
+          <w:sz w:val="28"/>
+          <w:szCs w:val="28"/>
+        </w:rPr>
+        <w:t>Stop Judging! The ‘rafter’ in our eye can be likened to our own imperfections.</w:t>
+      </w:r>
+      <w:r>
+        <w:rPr>
+          <w:sz w:val="28"/>
+          <w:szCs w:val="28"/>
+        </w:rPr>
+        <w:t xml:space="preserve"> This highlights the need to be more merciful than critical.</w:t>
+      </w:r>
+      <w:r>
+        <w:rPr>
+          <w:sz w:val="28"/>
+          <w:szCs w:val="28"/>
+        </w:rPr>
+        <w:br/>
+      </w:r>
+      <w:r>
+        <w:rPr>
+          <w:sz w:val="28"/>
+          <w:szCs w:val="28"/>
+        </w:rPr>
+        <w:br/>
+      </w:r>
     </w:p>
     <w:p>
       <w:pPr>
@@ -247,7 +476,6 @@
           <w:sz w:val="28"/>
           <w:szCs w:val="28"/>
         </w:rPr>
-        <w:lastRenderedPageBreak/>
         <w:t>Illustration:</w:t>
       </w:r>
       <w:r>
@@ -264,205 +492,6 @@
           <w:sz w:val="28"/>
           <w:szCs w:val="28"/>
         </w:rPr>
-        <w:t>Truck approaching tunnel where his vehicle won’t fit. Must turn around. The same is true for us if we are trying to serve BOTH God and Riches.</w:t>
-      </w:r>
-      <w:r>
-        <w:rPr>
-          <w:sz w:val="28"/>
-          <w:szCs w:val="28"/>
-        </w:rPr>
-        <w:br/>
-      </w:r>
-      <w:r>
-        <w:rPr>
-          <w:sz w:val="28"/>
-          <w:szCs w:val="28"/>
-        </w:rPr>
-        <w:br/>
-      </w:r>
-      <w:r>
-        <w:rPr>
-          <w:sz w:val="28"/>
-          <w:szCs w:val="28"/>
-        </w:rPr>
-        <w:br/>
-      </w:r>
-      <w:r>
-        <w:rPr>
-          <w:b/>
-          <w:bCs/>
-          <w:sz w:val="28"/>
-          <w:szCs w:val="28"/>
-        </w:rPr>
-        <w:t>Illustration:</w:t>
-      </w:r>
-      <w:r>
-        <w:rPr>
-          <w:b/>
-          <w:bCs/>
-          <w:sz w:val="28"/>
-          <w:szCs w:val="28"/>
-        </w:rPr>
-        <w:br/>
-      </w:r>
-      <w:r>
-        <w:rPr>
-          <w:sz w:val="28"/>
-          <w:szCs w:val="28"/>
-        </w:rPr>
-        <w:t>Toddler eats gum stuck to the bottom of  swing at a playground. This can be likened to the happiness of one on the broad road leading to destruction.</w:t>
-      </w:r>
-      <w:r>
-        <w:rPr>
-          <w:sz w:val="28"/>
-          <w:szCs w:val="28"/>
-        </w:rPr>
-        <w:br/>
-      </w:r>
-      <w:r>
-        <w:rPr>
-          <w:sz w:val="28"/>
-          <w:szCs w:val="28"/>
-        </w:rPr>
-        <w:br/>
-      </w:r>
-      <w:r>
-        <w:rPr>
-          <w:sz w:val="28"/>
-          <w:szCs w:val="28"/>
-        </w:rPr>
-        <w:br/>
-      </w:r>
-      <w:r>
-        <w:rPr>
-          <w:b/>
-          <w:bCs/>
-          <w:sz w:val="28"/>
-          <w:szCs w:val="28"/>
-        </w:rPr>
-        <w:t>Illustration:</w:t>
-      </w:r>
-      <w:r>
-        <w:rPr>
-          <w:b/>
-          <w:bCs/>
-          <w:sz w:val="28"/>
-          <w:szCs w:val="28"/>
-        </w:rPr>
-        <w:br/>
-      </w:r>
-      <w:r>
-        <w:rPr>
-          <w:sz w:val="28"/>
-          <w:szCs w:val="28"/>
-        </w:rPr>
-        <w:t>T</w:t>
-      </w:r>
-      <w:r>
-        <w:rPr>
-          <w:sz w:val="28"/>
-          <w:szCs w:val="28"/>
-        </w:rPr>
-        <w:t>he Golden Rule can’t just be applied to those who we think have ‘merit’.</w:t>
-      </w:r>
-      <w:r>
-        <w:rPr>
-          <w:sz w:val="28"/>
-          <w:szCs w:val="28"/>
-        </w:rPr>
-        <w:br/>
-      </w:r>
-      <w:r>
-        <w:rPr>
-          <w:sz w:val="28"/>
-          <w:szCs w:val="28"/>
-        </w:rPr>
-        <w:br/>
-      </w:r>
-      <w:r>
-        <w:rPr>
-          <w:sz w:val="28"/>
-          <w:szCs w:val="28"/>
-        </w:rPr>
-        <w:br/>
-      </w:r>
-      <w:r>
-        <w:rPr>
-          <w:b/>
-          <w:bCs/>
-          <w:sz w:val="28"/>
-          <w:szCs w:val="28"/>
-        </w:rPr>
-        <w:t>Illustration:</w:t>
-      </w:r>
-      <w:r>
-        <w:rPr>
-          <w:b/>
-          <w:bCs/>
-          <w:sz w:val="28"/>
-          <w:szCs w:val="28"/>
-        </w:rPr>
-        <w:br/>
-      </w:r>
-      <w:r>
-        <w:rPr>
-          <w:sz w:val="28"/>
-          <w:szCs w:val="28"/>
-        </w:rPr>
-        <w:t>Stop Judging! The ‘rafter’ in our eye can be likened to our own imperfections.</w:t>
-      </w:r>
-      <w:r>
-        <w:rPr>
-          <w:sz w:val="28"/>
-          <w:szCs w:val="28"/>
-        </w:rPr>
-        <w:t xml:space="preserve"> This highlights the need to be more merciful than critical.</w:t>
-      </w:r>
-      <w:r>
-        <w:rPr>
-          <w:sz w:val="28"/>
-          <w:szCs w:val="28"/>
-        </w:rPr>
-        <w:br/>
-      </w:r>
-      <w:r>
-        <w:rPr>
-          <w:sz w:val="28"/>
-          <w:szCs w:val="28"/>
-        </w:rPr>
-        <w:br/>
-      </w:r>
-    </w:p>
-    <w:p>
-      <w:pPr>
-        <w:rPr>
-          <w:sz w:val="28"/>
-          <w:szCs w:val="28"/>
-        </w:rPr>
-      </w:pPr>
-      <w:r>
-        <w:rPr>
-          <w:b/>
-          <w:bCs/>
-          <w:sz w:val="28"/>
-          <w:szCs w:val="28"/>
-        </w:rPr>
-        <w:t>Illustration:</w:t>
-      </w:r>
-      <w:r>
-        <w:rPr>
-          <w:b/>
-          <w:bCs/>
-          <w:sz w:val="28"/>
-          <w:szCs w:val="28"/>
-        </w:rPr>
-        <w:br/>
-      </w:r>
-      <w:r>
-        <w:rPr>
-          <w:sz w:val="28"/>
-          <w:szCs w:val="28"/>
-        </w:rPr>
         <w:t xml:space="preserve">The ‘bag’ containing carrots </w:t>
       </w:r>
       <w:r>
@@ -479,72 +508,12 @@
         </w:rPr>
         <w:t xml:space="preserve"> bright orange, though the carrots inside, not so much. This speaks to how external appearances can be deceptive. </w:t>
       </w:r>
-    </w:p>
-    <w:p>
-      <w:pPr>
-        <w:rPr>
-          <w:sz w:val="28"/>
-          <w:szCs w:val="28"/>
-        </w:rPr>
-      </w:pPr>
-    </w:p>
-    <w:p>
-      <w:pPr>
-        <w:rPr>
-          <w:sz w:val="28"/>
-          <w:szCs w:val="28"/>
-        </w:rPr>
-      </w:pPr>
-      <w:r>
-        <w:rPr>
-          <w:sz w:val="28"/>
-          <w:szCs w:val="28"/>
-        </w:rPr>
-        <w:t xml:space="preserve">                                                                                                                                                         </w:t>
-      </w:r>
-    </w:p>
-    <w:p>
-      <w:pPr>
-        <w:rPr>
-          <w:sz w:val="28"/>
-          <w:szCs w:val="28"/>
-        </w:rPr>
-      </w:pPr>
-      <w:r>
-        <w:rPr>
-          <w:sz w:val="28"/>
-          <w:szCs w:val="28"/>
-        </w:rPr>
-        <w:br/>
-      </w:r>
-      <w:r>
-        <w:rPr>
-          <w:sz w:val="28"/>
-          <w:szCs w:val="28"/>
-        </w:rPr>
-        <w:br/>
-      </w:r>
-      <w:r>
-        <w:rPr>
-          <w:sz w:val="28"/>
-          <w:szCs w:val="28"/>
-        </w:rPr>
-        <w:br/>
-      </w:r>
-    </w:p>
-    <w:p>
-      <w:pPr>
-        <w:rPr>
-          <w:sz w:val="28"/>
-          <w:szCs w:val="28"/>
-        </w:rPr>
-      </w:pPr>
-      <w:r>
-        <w:rPr>
-          <w:sz w:val="28"/>
-          <w:szCs w:val="28"/>
-        </w:rPr>
-        <w:t xml:space="preserve">                                                                                                                                                         </w:t>
+      <w:r>
+        <w:rPr>
+          <w:sz w:val="28"/>
+          <w:szCs w:val="28"/>
+        </w:rPr>
+        <w:t xml:space="preserve">                                                                                                                                             </w:t>
       </w:r>
     </w:p>
     <w:sectPr>
